--- a/deploy/Webportal-SampleUI.docx
+++ b/deploy/Webportal-SampleUI.docx
@@ -182,7 +182,7 @@
     <w:p>
       <w:r>
         <w:pict w14:anchorId="276D2B77">
-          <v:rect id="_x0000_i1054" style="width:0;height:1.5pt" o:hralign="center" o:hrstd="t" o:hr="t" fillcolor="#a0a0a0" stroked="f"/>
+          <v:rect id="_x0000_i1025" style="width:0;height:1.5pt" o:hralign="center" o:hrstd="t" o:hr="t" fillcolor="#a0a0a0" stroked="f"/>
         </w:pict>
       </w:r>
     </w:p>
@@ -1364,7 +1364,7 @@
     <w:p>
       <w:r>
         <w:pict w14:anchorId="22292A09">
-          <v:rect id="_x0000_i1055" style="width:0;height:1.5pt" o:hralign="center" o:hrstd="t" o:hr="t" fillcolor="#a0a0a0" stroked="f"/>
+          <v:rect id="_x0000_i1026" style="width:0;height:1.5pt" o:hralign="center" o:hrstd="t" o:hr="t" fillcolor="#a0a0a0" stroked="f"/>
         </w:pict>
       </w:r>
     </w:p>
@@ -1829,7 +1829,7 @@
     <w:p>
       <w:r>
         <w:pict w14:anchorId="203E4F6C">
-          <v:rect id="_x0000_i1056" style="width:0;height:1.5pt" o:hralign="center" o:hrstd="t" o:hr="t" fillcolor="#a0a0a0" stroked="f"/>
+          <v:rect id="_x0000_i1027" style="width:0;height:1.5pt" o:hralign="center" o:hrstd="t" o:hr="t" fillcolor="#a0a0a0" stroked="f"/>
         </w:pict>
       </w:r>
     </w:p>
@@ -3316,7 +3316,7 @@
     <w:p>
       <w:r>
         <w:pict w14:anchorId="1179A5E6">
-          <v:rect id="_x0000_i1057" style="width:0;height:1.5pt" o:hralign="center" o:hrstd="t" o:hr="t" fillcolor="#a0a0a0" stroked="f"/>
+          <v:rect id="_x0000_i1028" style="width:0;height:1.5pt" o:hralign="center" o:hrstd="t" o:hr="t" fillcolor="#a0a0a0" stroked="f"/>
         </w:pict>
       </w:r>
     </w:p>
@@ -3629,6 +3629,1720 @@
     <w:p>
       <w:r>
         <w:t>}</w:t>
+      </w:r>
+    </w:p>
+    <w:p>
+      <w:r>
+        <w:t xml:space="preserve">Sources </w:t>
+      </w:r>
+    </w:p>
+    <w:p/>
+    <w:p>
+      <w:r>
+        <w:t xml:space="preserve">Could you show little more rich and bright </w:t>
+      </w:r>
+    </w:p>
+    <w:p>
+      <w:r>
+        <w:t xml:space="preserve">Certainly! To make the design feel </w:t>
+      </w:r>
+      <w:r>
+        <w:rPr>
+          <w:b/>
+          <w:bCs/>
+        </w:rPr>
+        <w:t>richer and brighter</w:t>
+      </w:r>
+      <w:r>
+        <w:t xml:space="preserve">, I'll introduce a more vibrant color palette, use subtle </w:t>
+      </w:r>
+      <w:r>
+        <w:rPr>
+          <w:b/>
+          <w:bCs/>
+        </w:rPr>
+        <w:t>CSS gradients</w:t>
+      </w:r>
+      <w:r>
+        <w:t xml:space="preserve"> on the header/footer, and add a </w:t>
+      </w:r>
+      <w:r>
+        <w:rPr>
+          <w:b/>
+          <w:bCs/>
+        </w:rPr>
+        <w:t>smooth transition effect</w:t>
+      </w:r>
+      <w:r>
+        <w:t xml:space="preserve"> to the main content area for a more professional visual flow.</w:t>
+      </w:r>
+    </w:p>
+    <w:p>
+      <w:r>
+        <w:t>Here are the updated files:</w:t>
+      </w:r>
+    </w:p>
+    <w:p>
+      <w:pPr>
+        <w:rPr>
+          <w:b/>
+          <w:bCs/>
+        </w:rPr>
+      </w:pPr>
+      <w:r>
+        <w:rPr>
+          <w:b/>
+          <w:bCs/>
+        </w:rPr>
+        <w:t xml:space="preserve">1. Updated Custom CSS: style.css </w:t>
+      </w:r>
+      <w:r>
+        <w:rPr>
+          <w:rFonts w:ascii="Segoe UI Emoji" w:hAnsi="Segoe UI Emoji" w:cs="Segoe UI Emoji"/>
+          <w:b/>
+          <w:bCs/>
+        </w:rPr>
+        <w:t>🎨</w:t>
+      </w:r>
+    </w:p>
+    <w:p>
+      <w:r>
+        <w:t xml:space="preserve">I'm updating the variables to use a </w:t>
+      </w:r>
+      <w:r>
+        <w:rPr>
+          <w:b/>
+          <w:bCs/>
+        </w:rPr>
+        <w:t>brighter teal gradient</w:t>
+      </w:r>
+      <w:r>
+        <w:t xml:space="preserve"> for the header/footer and a contrasting, saturated </w:t>
+      </w:r>
+      <w:r>
+        <w:rPr>
+          <w:b/>
+          <w:bCs/>
+        </w:rPr>
+        <w:t>gold/orange</w:t>
+      </w:r>
+      <w:r>
+        <w:t xml:space="preserve"> for accents.</w:t>
+      </w:r>
+    </w:p>
+    <w:p>
+      <w:r>
+        <w:t>CSS</w:t>
+      </w:r>
+    </w:p>
+    <w:p>
+      <w:r>
+        <w:t>/* Custom CSS for Rich Visual UI */</w:t>
+      </w:r>
+    </w:p>
+    <w:p/>
+    <w:p>
+      <w:r>
+        <w:t>:root {</w:t>
+      </w:r>
+    </w:p>
+    <w:p>
+      <w:r>
+        <w:t xml:space="preserve">    /* Brighter, richer teal color scheme */</w:t>
+      </w:r>
+    </w:p>
+    <w:p>
+      <w:r>
+        <w:t xml:space="preserve">    --rich-teal: #00bcd4; /* Brighter Cyan/Teal base */</w:t>
+      </w:r>
+    </w:p>
+    <w:p>
+      <w:r>
+        <w:t xml:space="preserve">    --rich-teal-dark: #0097a7; /* Darker shade for gradient start */</w:t>
+      </w:r>
+    </w:p>
+    <w:p>
+      <w:r>
+        <w:t xml:space="preserve">    --accent-gold: #ffc107; /* Bright Gold for contrast (Bootstrap warning color) */</w:t>
+      </w:r>
+    </w:p>
+    <w:p>
+      <w:r>
+        <w:lastRenderedPageBreak/>
+        <w:t xml:space="preserve">    --link-hover-color: #ff9800; /* Brighter Orange for links */</w:t>
+      </w:r>
+    </w:p>
+    <w:p>
+      <w:r>
+        <w:t>}</w:t>
+      </w:r>
+    </w:p>
+    <w:p/>
+    <w:p>
+      <w:r>
+        <w:t>body {</w:t>
+      </w:r>
+    </w:p>
+    <w:p>
+      <w:r>
+        <w:t xml:space="preserve">    background-color: #f4f7f6; /* Slightly warmer background for richness */</w:t>
+      </w:r>
+    </w:p>
+    <w:p>
+      <w:r>
+        <w:t xml:space="preserve">    display: flex;</w:t>
+      </w:r>
+    </w:p>
+    <w:p>
+      <w:r>
+        <w:t xml:space="preserve">    min-height: 100vh;</w:t>
+      </w:r>
+    </w:p>
+    <w:p>
+      <w:r>
+        <w:t xml:space="preserve">    flex-direction: column;</w:t>
+      </w:r>
+    </w:p>
+    <w:p>
+      <w:r>
+        <w:t>}</w:t>
+      </w:r>
+    </w:p>
+    <w:p/>
+    <w:p>
+      <w:r>
+        <w:t>main {</w:t>
+      </w:r>
+    </w:p>
+    <w:p>
+      <w:r>
+        <w:t xml:space="preserve">    flex: 1;</w:t>
+      </w:r>
+    </w:p>
+    <w:p>
+      <w:r>
+        <w:t>}</w:t>
+      </w:r>
+    </w:p>
+    <w:p/>
+    <w:p>
+      <w:r>
+        <w:t>/* 1. Gradient Blue-Green Background for Header and Footer */</w:t>
+      </w:r>
+    </w:p>
+    <w:p>
+      <w:r>
+        <w:t>.bg-blue-green {</w:t>
+      </w:r>
+    </w:p>
+    <w:p>
+      <w:r>
+        <w:t xml:space="preserve">    /* Gradient from a darker teal to a lighter teal */</w:t>
+      </w:r>
+    </w:p>
+    <w:p>
+      <w:r>
+        <w:t xml:space="preserve">    background: linear-gradient(135deg, var(--rich-teal-dark) 0%, var(--rich-teal) 100%) !important;</w:t>
+      </w:r>
+    </w:p>
+    <w:p>
+      <w:r>
+        <w:t>}</w:t>
+      </w:r>
+    </w:p>
+    <w:p/>
+    <w:p>
+      <w:r>
+        <w:t>/* Enhancing the Navigation Links */</w:t>
+      </w:r>
+    </w:p>
+    <w:p>
+      <w:r>
+        <w:t>.navbar-nav .nav-link {</w:t>
+      </w:r>
+    </w:p>
+    <w:p>
+      <w:r>
+        <w:t xml:space="preserve">    color: white !important; /* Ensure links are white on the new background */</w:t>
+      </w:r>
+    </w:p>
+    <w:p>
+      <w:r>
+        <w:t xml:space="preserve">    font-weight: 700; /* Bolder font */</w:t>
+      </w:r>
+    </w:p>
+    <w:p>
+      <w:r>
+        <w:t xml:space="preserve">    text-transform: uppercase;</w:t>
+      </w:r>
+    </w:p>
+    <w:p>
+      <w:r>
+        <w:lastRenderedPageBreak/>
+        <w:t xml:space="preserve">    margin: 0 10px;</w:t>
+      </w:r>
+    </w:p>
+    <w:p>
+      <w:r>
+        <w:t xml:space="preserve">    padding: 10px 15px !important;</w:t>
+      </w:r>
+    </w:p>
+    <w:p>
+      <w:r>
+        <w:t xml:space="preserve">    border-bottom: 4px solid transparent; /* Slightly thicker border */</w:t>
+      </w:r>
+    </w:p>
+    <w:p>
+      <w:r>
+        <w:t xml:space="preserve">    transition: all 0.3s ease;</w:t>
+      </w:r>
+    </w:p>
+    <w:p>
+      <w:r>
+        <w:t xml:space="preserve">    letter-spacing: 0.5px;</w:t>
+      </w:r>
+    </w:p>
+    <w:p>
+      <w:r>
+        <w:t>}</w:t>
+      </w:r>
+    </w:p>
+    <w:p/>
+    <w:p>
+      <w:r>
+        <w:t>.navbar-nav .nav-link:hover,</w:t>
+      </w:r>
+    </w:p>
+    <w:p>
+      <w:r>
+        <w:t>.navbar-nav .nav-link.active {</w:t>
+      </w:r>
+    </w:p>
+    <w:p>
+      <w:r>
+        <w:t xml:space="preserve">    color: var(--accent-gold) !important; /* Rich Gold contrasting color */</w:t>
+      </w:r>
+    </w:p>
+    <w:p>
+      <w:r>
+        <w:t xml:space="preserve">    border-bottom-color: var(--accent-gold);</w:t>
+      </w:r>
+    </w:p>
+    <w:p>
+      <w:r>
+        <w:t>}</w:t>
+      </w:r>
+    </w:p>
+    <w:p/>
+    <w:p>
+      <w:r>
+        <w:t>/* Main Content Section Styling for smooth fading and lift effect */</w:t>
+      </w:r>
+    </w:p>
+    <w:p>
+      <w:r>
+        <w:t>.page-content {</w:t>
+      </w:r>
+    </w:p>
+    <w:p>
+      <w:r>
+        <w:t xml:space="preserve">    animation: fadeIn 0.5s ease-out;</w:t>
+      </w:r>
+    </w:p>
+    <w:p>
+      <w:r>
+        <w:t>}</w:t>
+      </w:r>
+    </w:p>
+    <w:p/>
+    <w:p>
+      <w:r>
+        <w:t>@keyframes fadeIn {</w:t>
+      </w:r>
+    </w:p>
+    <w:p>
+      <w:r>
+        <w:t xml:space="preserve">    from {</w:t>
+      </w:r>
+    </w:p>
+    <w:p>
+      <w:r>
+        <w:t xml:space="preserve">        opacity: 0;</w:t>
+      </w:r>
+    </w:p>
+    <w:p>
+      <w:r>
+        <w:t xml:space="preserve">        transform: translateY(10px);</w:t>
+      </w:r>
+    </w:p>
+    <w:p>
+      <w:r>
+        <w:t xml:space="preserve">    }</w:t>
+      </w:r>
+    </w:p>
+    <w:p>
+      <w:r>
+        <w:t xml:space="preserve">    to {</w:t>
+      </w:r>
+    </w:p>
+    <w:p>
+      <w:r>
+        <w:t xml:space="preserve">        opacity: 1;</w:t>
+      </w:r>
+    </w:p>
+    <w:p>
+      <w:r>
+        <w:t xml:space="preserve">        transform: translateY(0);</w:t>
+      </w:r>
+    </w:p>
+    <w:p>
+      <w:r>
+        <w:lastRenderedPageBreak/>
+        <w:t xml:space="preserve">    }</w:t>
+      </w:r>
+    </w:p>
+    <w:p>
+      <w:r>
+        <w:t>}</w:t>
+      </w:r>
+    </w:p>
+    <w:p/>
+    <w:p>
+      <w:r>
+        <w:t>/* Carousel/Image Slider Styling */</w:t>
+      </w:r>
+    </w:p>
+    <w:p>
+      <w:r>
+        <w:t>.carousel-item {</w:t>
+      </w:r>
+    </w:p>
+    <w:p>
+      <w:r>
+        <w:t xml:space="preserve">    max-height: 480px; /* Slightly taller slider */</w:t>
+      </w:r>
+    </w:p>
+    <w:p>
+      <w:r>
+        <w:t>}</w:t>
+      </w:r>
+    </w:p>
+    <w:p/>
+    <w:p>
+      <w:r>
+        <w:t>.carousel-img {</w:t>
+      </w:r>
+    </w:p>
+    <w:p>
+      <w:r>
+        <w:t xml:space="preserve">    height: 480px;</w:t>
+      </w:r>
+    </w:p>
+    <w:p>
+      <w:r>
+        <w:t xml:space="preserve">    object-fit: cover;</w:t>
+      </w:r>
+    </w:p>
+    <w:p>
+      <w:r>
+        <w:t>}</w:t>
+      </w:r>
+    </w:p>
+    <w:p/>
+    <w:p>
+      <w:r>
+        <w:t>/* Richer Shadowing for Cards/Content */</w:t>
+      </w:r>
+    </w:p>
+    <w:p>
+      <w:r>
+        <w:t>.shadow-lg {</w:t>
+      </w:r>
+    </w:p>
+    <w:p>
+      <w:r>
+        <w:t xml:space="preserve">    box-shadow: 0 1rem 3rem rgba(0, 0, 0, 0.2) !important; /* Slightly stronger shadow */</w:t>
+      </w:r>
+    </w:p>
+    <w:p>
+      <w:r>
+        <w:t>}</w:t>
+      </w:r>
+    </w:p>
+    <w:p/>
+    <w:p>
+      <w:r>
+        <w:t>/* Content Card Enhancement */</w:t>
+      </w:r>
+    </w:p>
+    <w:p>
+      <w:r>
+        <w:t>.card {</w:t>
+      </w:r>
+    </w:p>
+    <w:p>
+      <w:r>
+        <w:t xml:space="preserve">    transition: transform 0.3s ease, box-shadow 0.3s ease;</w:t>
+      </w:r>
+    </w:p>
+    <w:p>
+      <w:r>
+        <w:t xml:space="preserve">    border-radius: 10px !important;</w:t>
+      </w:r>
+    </w:p>
+    <w:p>
+      <w:r>
+        <w:t>}</w:t>
+      </w:r>
+    </w:p>
+    <w:p/>
+    <w:p>
+      <w:r>
+        <w:t>.card:hover {</w:t>
+      </w:r>
+    </w:p>
+    <w:p>
+      <w:r>
+        <w:t xml:space="preserve">    transform: translateY(-5px); /* Lift effect on hover */</w:t>
+      </w:r>
+    </w:p>
+    <w:p>
+      <w:r>
+        <w:lastRenderedPageBreak/>
+        <w:t xml:space="preserve">    box-shadow: 0 0.5rem 1rem rgba(0, 0, 0, 0.2) !important;</w:t>
+      </w:r>
+    </w:p>
+    <w:p>
+      <w:r>
+        <w:t>}</w:t>
+      </w:r>
+    </w:p>
+    <w:p/>
+    <w:p>
+      <w:r>
+        <w:t>/* Footer Social Icons Hover Effect */</w:t>
+      </w:r>
+    </w:p>
+    <w:p>
+      <w:r>
+        <w:t>.social-link:hover {</w:t>
+      </w:r>
+    </w:p>
+    <w:p>
+      <w:r>
+        <w:t xml:space="preserve">    color: var(--link-hover-color) !important; /* Brighter Orange hover */</w:t>
+      </w:r>
+    </w:p>
+    <w:p>
+      <w:r>
+        <w:t xml:space="preserve">    transition: color 0.3s ease;</w:t>
+      </w:r>
+    </w:p>
+    <w:p>
+      <w:r>
+        <w:t>}</w:t>
+      </w:r>
+    </w:p>
+    <w:p>
+      <w:r>
+        <w:pict w14:anchorId="227D43AE">
+          <v:rect id="_x0000_i1040" style="width:0;height:1.5pt" o:hralign="center" o:hrstd="t" o:hr="t" fillcolor="#a0a0a0" stroked="f"/>
+        </w:pict>
+      </w:r>
+    </w:p>
+    <w:p>
+      <w:pPr>
+        <w:rPr>
+          <w:b/>
+          <w:bCs/>
+        </w:rPr>
+      </w:pPr>
+      <w:r>
+        <w:rPr>
+          <w:b/>
+          <w:bCs/>
+        </w:rPr>
+        <w:t xml:space="preserve">2. Updated HTML: index.html </w:t>
+      </w:r>
+      <w:r>
+        <w:rPr>
+          <w:rFonts w:ascii="Segoe UI Emoji" w:hAnsi="Segoe UI Emoji" w:cs="Segoe UI Emoji"/>
+          <w:b/>
+          <w:bCs/>
+        </w:rPr>
+        <w:t>📄</w:t>
+      </w:r>
+    </w:p>
+    <w:p>
+      <w:r>
+        <w:t xml:space="preserve">The HTML structure remains the same, but the header/footer classes are confirmed to be the custom </w:t>
+      </w:r>
+      <w:r>
+        <w:rPr>
+          <w:b/>
+          <w:bCs/>
+        </w:rPr>
+        <w:t>bg-blue-green</w:t>
+      </w:r>
+      <w:r>
+        <w:t>, and the content structure is ready for the new CSS effects.</w:t>
+      </w:r>
+    </w:p>
+    <w:p>
+      <w:r>
+        <w:t>HTML</w:t>
+      </w:r>
+    </w:p>
+    <w:p>
+      <w:r>
+        <w:t>&lt;!DOCTYPE html&gt;</w:t>
+      </w:r>
+    </w:p>
+    <w:p>
+      <w:r>
+        <w:t>&lt;html lang="en"&gt;</w:t>
+      </w:r>
+    </w:p>
+    <w:p>
+      <w:r>
+        <w:t>&lt;head&gt;</w:t>
+      </w:r>
+    </w:p>
+    <w:p>
+      <w:r>
+        <w:t xml:space="preserve">    &lt;meta charset="UTF-8"&gt;</w:t>
+      </w:r>
+    </w:p>
+    <w:p>
+      <w:r>
+        <w:t xml:space="preserve">    &lt;meta name="viewport" content="width=device-width, initial-scale=1.0"&gt;</w:t>
+      </w:r>
+    </w:p>
+    <w:p>
+      <w:r>
+        <w:t xml:space="preserve">    &lt;title&gt;Rich UI Responsive Website&lt;/title&gt;</w:t>
+      </w:r>
+    </w:p>
+    <w:p>
+      <w:r>
+        <w:t xml:space="preserve">    &lt;link href="https://cdn.jsdelivr.net/npm/bootstrap@5.3.2/dist/css/bootstrap.min.css" rel="stylesheet"&gt;</w:t>
+      </w:r>
+    </w:p>
+    <w:p>
+      <w:r>
+        <w:t xml:space="preserve">    &lt;link rel="stylesheet" href="style.css"&gt;</w:t>
+      </w:r>
+    </w:p>
+    <w:p>
+      <w:r>
+        <w:t xml:space="preserve">    &lt;link rel="stylesheet" href="https://cdnjs.cloudflare.com/ajax/libs/font-awesome/6.4.2/css/all.min.css"&gt;</w:t>
+      </w:r>
+    </w:p>
+    <w:p>
+      <w:r>
+        <w:t>&lt;/head&gt;</w:t>
+      </w:r>
+    </w:p>
+    <w:p>
+      <w:r>
+        <w:t>&lt;body&gt;</w:t>
+      </w:r>
+    </w:p>
+    <w:p/>
+    <w:p>
+      <w:r>
+        <w:lastRenderedPageBreak/>
+        <w:t xml:space="preserve">    &lt;header class="bg-blue-green sticky-top shadow-lg"&gt;</w:t>
+      </w:r>
+    </w:p>
+    <w:p>
+      <w:r>
+        <w:t xml:space="preserve">        &lt;nav class="navbar navbar-expand-lg navbar-light container"&gt;</w:t>
+      </w:r>
+    </w:p>
+    <w:p>
+      <w:r>
+        <w:t xml:space="preserve">            &lt;a class="navbar-brand fw-bold fs-3 text-white" href="#"&gt;RICH-UI&lt;/a&gt;</w:t>
+      </w:r>
+    </w:p>
+    <w:p>
+      <w:r>
+        <w:t xml:space="preserve">            &lt;button class="navbar-toggler" type="button" data-bs-toggle="collapse" data-bs-target="#navbarNav" aria-controls="navbarNav" aria-expanded="false" aria-label="Toggle navigation"&gt;</w:t>
+      </w:r>
+    </w:p>
+    <w:p>
+      <w:r>
+        <w:t xml:space="preserve">                &lt;span class="navbar-toggler-icon"&gt;&lt;/span&gt;</w:t>
+      </w:r>
+    </w:p>
+    <w:p>
+      <w:r>
+        <w:t xml:space="preserve">            &lt;/button&gt;</w:t>
+      </w:r>
+    </w:p>
+    <w:p>
+      <w:r>
+        <w:t xml:space="preserve">            &lt;div class="collapse navbar-collapse justify-content-end" id="navbarNav"&gt;</w:t>
+      </w:r>
+    </w:p>
+    <w:p>
+      <w:r>
+        <w:t xml:space="preserve">                &lt;ul class="navbar-nav" id="main-nav-tabs"&gt;</w:t>
+      </w:r>
+    </w:p>
+    <w:p>
+      <w:r>
+        <w:t xml:space="preserve">                    &lt;li class="nav-item"&gt;</w:t>
+      </w:r>
+    </w:p>
+    <w:p>
+      <w:r>
+        <w:t xml:space="preserve">                        &lt;a class="nav-link active" id="home-tab" data-target="#home-content" aria-current="page" href="#"&gt;Home&lt;/a&gt;</w:t>
+      </w:r>
+    </w:p>
+    <w:p>
+      <w:r>
+        <w:t xml:space="preserve">                    &lt;/li&gt;</w:t>
+      </w:r>
+    </w:p>
+    <w:p>
+      <w:r>
+        <w:t xml:space="preserve">                    &lt;li class="nav-item"&gt;</w:t>
+      </w:r>
+    </w:p>
+    <w:p>
+      <w:r>
+        <w:t xml:space="preserve">                        &lt;a class="nav-link" id="mission-tab" data-target="#mission-content" href="#"&gt;Mission/Vision&lt;/a&gt;</w:t>
+      </w:r>
+    </w:p>
+    <w:p>
+      <w:r>
+        <w:t xml:space="preserve">                    &lt;/li&gt;</w:t>
+      </w:r>
+    </w:p>
+    <w:p>
+      <w:r>
+        <w:t xml:space="preserve">                    &lt;li class="nav-item"&gt;</w:t>
+      </w:r>
+    </w:p>
+    <w:p>
+      <w:r>
+        <w:t xml:space="preserve">                        &lt;a class="nav-link" id="about-tab" data-target="#about-content" href="#"&gt;About&lt;/a&gt;</w:t>
+      </w:r>
+    </w:p>
+    <w:p>
+      <w:r>
+        <w:t xml:space="preserve">                    &lt;/li&gt;</w:t>
+      </w:r>
+    </w:p>
+    <w:p>
+      <w:r>
+        <w:t xml:space="preserve">                    &lt;li class="nav-item"&gt;</w:t>
+      </w:r>
+    </w:p>
+    <w:p>
+      <w:r>
+        <w:t xml:space="preserve">                        &lt;a class="nav-link" id="contact-tab" data-target="#contact-content" href="#"&gt;Contact Us&lt;/a&gt;</w:t>
+      </w:r>
+    </w:p>
+    <w:p>
+      <w:r>
+        <w:t xml:space="preserve">                    &lt;/li&gt;</w:t>
+      </w:r>
+    </w:p>
+    <w:p>
+      <w:r>
+        <w:t xml:space="preserve">                &lt;/ul&gt;</w:t>
+      </w:r>
+    </w:p>
+    <w:p>
+      <w:r>
+        <w:t xml:space="preserve">            &lt;/div&gt;</w:t>
+      </w:r>
+    </w:p>
+    <w:p>
+      <w:r>
+        <w:lastRenderedPageBreak/>
+        <w:t xml:space="preserve">        &lt;/nav&gt;</w:t>
+      </w:r>
+    </w:p>
+    <w:p>
+      <w:r>
+        <w:t xml:space="preserve">    &lt;/header&gt;</w:t>
+      </w:r>
+    </w:p>
+    <w:p/>
+    <w:p>
+      <w:r>
+        <w:t xml:space="preserve">    &lt;main class="container my-5" id="page-content-wrapper"&gt;</w:t>
+      </w:r>
+    </w:p>
+    <w:p>
+      <w:r>
+        <w:t xml:space="preserve">        </w:t>
+      </w:r>
+    </w:p>
+    <w:p>
+      <w:r>
+        <w:t xml:space="preserve">        &lt;section id="home-content" class="page-content active-content"&gt;</w:t>
+      </w:r>
+    </w:p>
+    <w:p>
+      <w:r>
+        <w:t xml:space="preserve">            &lt;h1 class="text-center mb-4 text-primary fw-bolder"&gt;Welcome to Our Dynamic Platform&lt;/h1&gt;</w:t>
+      </w:r>
+    </w:p>
+    <w:p/>
+    <w:p>
+      <w:r>
+        <w:t xml:space="preserve">            &lt;div id="imageSlider" class="carousel slide carousel-fade mb-5 shadow-lg rounded-3 overflow-hidden" data-bs-ride="carousel"&gt;</w:t>
+      </w:r>
+    </w:p>
+    <w:p>
+      <w:r>
+        <w:t xml:space="preserve">                &lt;div class="carousel-indicators"&gt;</w:t>
+      </w:r>
+    </w:p>
+    <w:p>
+      <w:r>
+        <w:t xml:space="preserve">                    &lt;button type="button" data-bs-target="#imageSlider" data-bs-slide-to="0" class="active" aria-current="true" aria-label="Slide 1"&gt;&lt;/button&gt;</w:t>
+      </w:r>
+    </w:p>
+    <w:p>
+      <w:r>
+        <w:t xml:space="preserve">                    &lt;button type="button" data-bs-target="#imageSlider" data-bs-slide-to="1" aria-label="Slide 2"&gt;&lt;/button&gt;</w:t>
+      </w:r>
+    </w:p>
+    <w:p>
+      <w:r>
+        <w:t xml:space="preserve">                    &lt;button type="button" data-bs-target="#imageSlider" data-bs-slide-to="2" aria-label="Slide 3"&gt;&lt;/button&gt;</w:t>
+      </w:r>
+    </w:p>
+    <w:p>
+      <w:r>
+        <w:t xml:space="preserve">                &lt;/div&gt;</w:t>
+      </w:r>
+    </w:p>
+    <w:p>
+      <w:r>
+        <w:t xml:space="preserve">                &lt;div class="carousel-inner"&gt;</w:t>
+      </w:r>
+    </w:p>
+    <w:p>
+      <w:r>
+        <w:t xml:space="preserve">                    &lt;div class="carousel-item active"&gt;</w:t>
+      </w:r>
+    </w:p>
+    <w:p>
+      <w:r>
+        <w:t xml:space="preserve">                        &lt;img src="https://picsum.photos/1200/480?random=1" class="d-block w-100 object-fit-cover carousel-img" alt="First slide"&gt;</w:t>
+      </w:r>
+    </w:p>
+    <w:p>
+      <w:r>
+        <w:t xml:space="preserve">                        &lt;div class="carousel-caption d-none d-md-block bg-dark bg-opacity-50 p-2 rounded-3"&gt;</w:t>
+      </w:r>
+    </w:p>
+    <w:p>
+      <w:r>
+        <w:t xml:space="preserve">                            &lt;h5&gt;Innovation at its Best&lt;/h5&gt;</w:t>
+      </w:r>
+    </w:p>
+    <w:p>
+      <w:r>
+        <w:t xml:space="preserve">                            &lt;p&gt;Discover cutting-edge solutions for your business.&lt;/p&gt;</w:t>
+      </w:r>
+    </w:p>
+    <w:p>
+      <w:r>
+        <w:t xml:space="preserve">                        &lt;/div&gt;</w:t>
+      </w:r>
+    </w:p>
+    <w:p>
+      <w:r>
+        <w:lastRenderedPageBreak/>
+        <w:t xml:space="preserve">                    &lt;/div&gt;</w:t>
+      </w:r>
+    </w:p>
+    <w:p>
+      <w:r>
+        <w:t xml:space="preserve">                    &lt;div class="carousel-item"&gt;</w:t>
+      </w:r>
+    </w:p>
+    <w:p>
+      <w:r>
+        <w:t xml:space="preserve">                        &lt;img src="https://picsum.photos/1200/480?random=2" class="d-block w-100 object-fit-cover carousel-img" alt="Second slide"&gt;</w:t>
+      </w:r>
+    </w:p>
+    <w:p>
+      <w:r>
+        <w:t xml:space="preserve">                        &lt;div class="carousel-caption d-none d-md-block bg-dark bg-opacity-50 p-2 rounded-3"&gt;</w:t>
+      </w:r>
+    </w:p>
+    <w:p>
+      <w:r>
+        <w:t xml:space="preserve">                            &lt;h5&gt;Seamless User Experience&lt;/h5&gt;</w:t>
+      </w:r>
+    </w:p>
+    <w:p>
+      <w:r>
+        <w:t xml:space="preserve">                            &lt;p&gt;Enjoy a beautiful and functional interface.&lt;/p&gt;</w:t>
+      </w:r>
+    </w:p>
+    <w:p>
+      <w:r>
+        <w:t xml:space="preserve">                        &lt;/div&gt;</w:t>
+      </w:r>
+    </w:p>
+    <w:p>
+      <w:r>
+        <w:t xml:space="preserve">                    &lt;/div&gt;</w:t>
+      </w:r>
+    </w:p>
+    <w:p>
+      <w:r>
+        <w:t xml:space="preserve">                    &lt;div class="carousel-item"&gt;</w:t>
+      </w:r>
+    </w:p>
+    <w:p>
+      <w:r>
+        <w:t xml:space="preserve">                        &lt;img src="https://picsum.photos/1200/480?random=3" class="d-block w-100 object-fit-cover carousel-img" alt="Third slide"&gt;</w:t>
+      </w:r>
+    </w:p>
+    <w:p>
+      <w:r>
+        <w:t xml:space="preserve">                        &lt;div class="carousel-caption d-none d-md-block bg-dark bg-opacity-50 p-2 rounded-3"&gt;</w:t>
+      </w:r>
+    </w:p>
+    <w:p>
+      <w:r>
+        <w:t xml:space="preserve">                            &lt;h5&gt;Responsive Design&lt;/h5&gt;</w:t>
+      </w:r>
+    </w:p>
+    <w:p>
+      <w:r>
+        <w:t xml:space="preserve">                            &lt;p&gt;Access our content on any device, seamlessly.&lt;/p&gt;</w:t>
+      </w:r>
+    </w:p>
+    <w:p>
+      <w:r>
+        <w:t xml:space="preserve">                        &lt;/div&gt;</w:t>
+      </w:r>
+    </w:p>
+    <w:p>
+      <w:r>
+        <w:t xml:space="preserve">                    &lt;/div&gt;</w:t>
+      </w:r>
+    </w:p>
+    <w:p>
+      <w:r>
+        <w:t xml:space="preserve">                &lt;/div&gt;</w:t>
+      </w:r>
+    </w:p>
+    <w:p>
+      <w:r>
+        <w:t xml:space="preserve">                &lt;button class="carousel-control-prev" type="button" data-bs-target="#imageSlider" data-bs-slide="prev"&gt;</w:t>
+      </w:r>
+    </w:p>
+    <w:p>
+      <w:r>
+        <w:t xml:space="preserve">                    &lt;span class="carousel-control-prev-icon" aria-hidden="true"&gt;&lt;/span&gt;</w:t>
+      </w:r>
+    </w:p>
+    <w:p>
+      <w:r>
+        <w:t xml:space="preserve">                    &lt;span class="visually-hidden"&gt;Previous&lt;/span&gt;</w:t>
+      </w:r>
+    </w:p>
+    <w:p>
+      <w:r>
+        <w:t xml:space="preserve">                &lt;/button&gt;</w:t>
+      </w:r>
+    </w:p>
+    <w:p>
+      <w:r>
+        <w:t xml:space="preserve">                &lt;button class="carousel-control-next" type="button" data-bs-target="#imageSlider" data-bs-slide="next"&gt;</w:t>
+      </w:r>
+    </w:p>
+    <w:p>
+      <w:r>
+        <w:t xml:space="preserve">                    &lt;span class="carousel-control-next-icon" aria-hidden="true"&gt;&lt;/span&gt;</w:t>
+      </w:r>
+    </w:p>
+    <w:p>
+      <w:r>
+        <w:lastRenderedPageBreak/>
+        <w:t xml:space="preserve">                    &lt;span class="visually-hidden"&gt;Next&lt;/span&gt;</w:t>
+      </w:r>
+    </w:p>
+    <w:p>
+      <w:r>
+        <w:t xml:space="preserve">                &lt;/button&gt;</w:t>
+      </w:r>
+    </w:p>
+    <w:p>
+      <w:r>
+        <w:t xml:space="preserve">            &lt;/div&gt;</w:t>
+      </w:r>
+    </w:p>
+    <w:p>
+      <w:r>
+        <w:t xml:space="preserve">            </w:t>
+      </w:r>
+    </w:p>
+    <w:p>
+      <w:r>
+        <w:t xml:space="preserve">            &lt;div class="row g-4 text-center"&gt;</w:t>
+      </w:r>
+    </w:p>
+    <w:p>
+      <w:r>
+        <w:t xml:space="preserve">                &lt;div class="col-md-4"&gt;</w:t>
+      </w:r>
+    </w:p>
+    <w:p>
+      <w:r>
+        <w:t xml:space="preserve">                    &lt;div class="card p-4 h-100 shadow-sm border-0 border-top border-primary border-5"&gt;</w:t>
+      </w:r>
+    </w:p>
+    <w:p>
+      <w:r>
+        <w:t xml:space="preserve">                        &lt;i class="fas fa-desktop fa-3x text-primary mb-3"&gt;&lt;/i&gt;</w:t>
+      </w:r>
+    </w:p>
+    <w:p>
+      <w:r>
+        <w:t xml:space="preserve">                        &lt;h4 class="card-title"&gt;Modern Design&lt;/h4&gt;</w:t>
+      </w:r>
+    </w:p>
+    <w:p>
+      <w:r>
+        <w:t xml:space="preserve">                        &lt;p class="card-text"&gt;Built with the latest standards for a premium look and feel.&lt;/p&gt;</w:t>
+      </w:r>
+    </w:p>
+    <w:p>
+      <w:r>
+        <w:t xml:space="preserve">                    &lt;/div&gt;</w:t>
+      </w:r>
+    </w:p>
+    <w:p>
+      <w:r>
+        <w:t xml:space="preserve">                &lt;/div&gt;</w:t>
+      </w:r>
+    </w:p>
+    <w:p>
+      <w:r>
+        <w:t xml:space="preserve">                &lt;div class="col-md-4"&gt;</w:t>
+      </w:r>
+    </w:p>
+    <w:p>
+      <w:r>
+        <w:t xml:space="preserve">                    &lt;div class="card p-4 h-100 shadow-sm border-0 border-top border-success border-5"&gt;</w:t>
+      </w:r>
+    </w:p>
+    <w:p>
+      <w:r>
+        <w:t xml:space="preserve">                        &lt;i class="fas fa-rocket fa-3x text-success mb-3"&gt;&lt;/i&gt;</w:t>
+      </w:r>
+    </w:p>
+    <w:p>
+      <w:r>
+        <w:t xml:space="preserve">                        &lt;h4 class="card-title"&gt;Fast Performance&lt;/h4&gt;</w:t>
+      </w:r>
+    </w:p>
+    <w:p>
+      <w:r>
+        <w:t xml:space="preserve">                        &lt;p class="card-text"&gt;Optimized code ensures quick loading times and smooth interaction.&lt;/p&gt;</w:t>
+      </w:r>
+    </w:p>
+    <w:p>
+      <w:r>
+        <w:t xml:space="preserve">                    &lt;/div&gt;</w:t>
+      </w:r>
+    </w:p>
+    <w:p>
+      <w:r>
+        <w:t xml:space="preserve">                &lt;/div&gt;</w:t>
+      </w:r>
+    </w:p>
+    <w:p>
+      <w:r>
+        <w:t xml:space="preserve">                &lt;div class="col-md-4"&gt;</w:t>
+      </w:r>
+    </w:p>
+    <w:p>
+      <w:r>
+        <w:t xml:space="preserve">                    &lt;div class="card p-4 h-100 shadow-sm border-0 border-top border-info border-5"&gt;</w:t>
+      </w:r>
+    </w:p>
+    <w:p>
+      <w:r>
+        <w:t xml:space="preserve">                        &lt;i class="fas fa-handshake fa-3x text-info mb-3"&gt;&lt;/i&gt;</w:t>
+      </w:r>
+    </w:p>
+    <w:p>
+      <w:r>
+        <w:lastRenderedPageBreak/>
+        <w:t xml:space="preserve">                        &lt;h4 class="card-title"&gt;Reliable Support&lt;/h4&gt;</w:t>
+      </w:r>
+    </w:p>
+    <w:p>
+      <w:r>
+        <w:t xml:space="preserve">                        &lt;p class="card-text"&gt;Our team is ready to assist you with any questions or issues.&lt;/p&gt;</w:t>
+      </w:r>
+    </w:p>
+    <w:p>
+      <w:r>
+        <w:t xml:space="preserve">                    &lt;/div&gt;</w:t>
+      </w:r>
+    </w:p>
+    <w:p>
+      <w:r>
+        <w:t xml:space="preserve">                &lt;/div&gt;</w:t>
+      </w:r>
+    </w:p>
+    <w:p>
+      <w:r>
+        <w:t xml:space="preserve">            &lt;/div&gt;</w:t>
+      </w:r>
+    </w:p>
+    <w:p/>
+    <w:p>
+      <w:r>
+        <w:t xml:space="preserve">        &lt;/section&gt;</w:t>
+      </w:r>
+    </w:p>
+    <w:p>
+      <w:r>
+        <w:t xml:space="preserve">        </w:t>
+      </w:r>
+    </w:p>
+    <w:p>
+      <w:r>
+        <w:t xml:space="preserve">        &lt;section id="mission-content" class="page-content" style="display: none;"&gt;</w:t>
+      </w:r>
+    </w:p>
+    <w:p>
+      <w:r>
+        <w:t xml:space="preserve">            &lt;h1 class="text-center mb-5 text-success"&gt;Our Mission &amp; Vision&lt;/h1&gt;</w:t>
+      </w:r>
+    </w:p>
+    <w:p>
+      <w:r>
+        <w:t xml:space="preserve">            &lt;div class="row"&gt;</w:t>
+      </w:r>
+    </w:p>
+    <w:p>
+      <w:r>
+        <w:t xml:space="preserve">                &lt;div class="col-md-6 mb-4"&gt;</w:t>
+      </w:r>
+    </w:p>
+    <w:p>
+      <w:r>
+        <w:t xml:space="preserve">                    &lt;div class="p-4 bg-light rounded-3 shadow-sm border-start border-success border-5"&gt;</w:t>
+      </w:r>
+    </w:p>
+    <w:p>
+      <w:r>
+        <w:t xml:space="preserve">                        &lt;h3 class="text-success mb-3"&gt;&lt;i class="fas fa-bullseye me-2"&gt;&lt;/i&gt;Mission&lt;/h3&gt;</w:t>
+      </w:r>
+    </w:p>
+    <w:p>
+      <w:r>
+        <w:t xml:space="preserve">                        &lt;p class="lead"&gt;To empower businesses and individuals globally through innovative, reliable, and user-friendly digital solutions.&lt;/p&gt;</w:t>
+      </w:r>
+    </w:p>
+    <w:p>
+      <w:r>
+        <w:t xml:space="preserve">                        &lt;ul&gt;</w:t>
+      </w:r>
+    </w:p>
+    <w:p>
+      <w:r>
+        <w:t xml:space="preserve">                            &lt;li&gt;Driving technological advancement.&lt;/li&gt;</w:t>
+      </w:r>
+    </w:p>
+    <w:p>
+      <w:r>
+        <w:t xml:space="preserve">                            &lt;li&gt;Ensuring customer satisfaction.&lt;/li&gt;</w:t>
+      </w:r>
+    </w:p>
+    <w:p>
+      <w:r>
+        <w:t xml:space="preserve">                            &lt;li&gt;Fostering a culture of continuous improvement.&lt;/li&gt;</w:t>
+      </w:r>
+    </w:p>
+    <w:p>
+      <w:r>
+        <w:t xml:space="preserve">                        &lt;/ul&gt;</w:t>
+      </w:r>
+    </w:p>
+    <w:p>
+      <w:r>
+        <w:t xml:space="preserve">                    &lt;/div&gt;</w:t>
+      </w:r>
+    </w:p>
+    <w:p>
+      <w:r>
+        <w:t xml:space="preserve">                &lt;/div&gt;</w:t>
+      </w:r>
+    </w:p>
+    <w:p>
+      <w:r>
+        <w:t xml:space="preserve">                &lt;div class="col-md-6 mb-4"&gt;</w:t>
+      </w:r>
+    </w:p>
+    <w:p>
+      <w:r>
+        <w:lastRenderedPageBreak/>
+        <w:t xml:space="preserve">                    &lt;div class="p-4 bg-light rounded-3 shadow-sm border-start border-primary border-5"&gt;</w:t>
+      </w:r>
+    </w:p>
+    <w:p>
+      <w:r>
+        <w:t xml:space="preserve">                        &lt;h3 class="text-primary mb-3"&gt;&lt;i class="fas fa-eye me-2"&gt;&lt;/i&gt;Vision&lt;/h3&gt;</w:t>
+      </w:r>
+    </w:p>
+    <w:p>
+      <w:r>
+        <w:t xml:space="preserve">                        &lt;p class="lead"&gt;To be the leading platform for digital transformation, recognized for excellence and ethical impact worldwide.&lt;/p&gt;</w:t>
+      </w:r>
+    </w:p>
+    <w:p>
+      <w:r>
+        <w:t xml:space="preserve">                        &lt;ul&gt;</w:t>
+      </w:r>
+    </w:p>
+    <w:p>
+      <w:r>
+        <w:t xml:space="preserve">                            &lt;li&gt;Global market leadership in our niche.&lt;/li&gt;</w:t>
+      </w:r>
+    </w:p>
+    <w:p>
+      <w:r>
+        <w:t xml:space="preserve">                            &lt;li&gt;Sustainable and impactful growth.&lt;/li&gt;</w:t>
+      </w:r>
+    </w:p>
+    <w:p>
+      <w:r>
+        <w:t xml:space="preserve">                            &lt;li&gt;Building strong community relationships.&lt;/li&gt;</w:t>
+      </w:r>
+    </w:p>
+    <w:p>
+      <w:r>
+        <w:t xml:space="preserve">                        &lt;/ul&gt;</w:t>
+      </w:r>
+    </w:p>
+    <w:p>
+      <w:r>
+        <w:t xml:space="preserve">                    &lt;/div&gt;</w:t>
+      </w:r>
+    </w:p>
+    <w:p>
+      <w:r>
+        <w:t xml:space="preserve">                &lt;/div&gt;</w:t>
+      </w:r>
+    </w:p>
+    <w:p>
+      <w:r>
+        <w:t xml:space="preserve">            &lt;/div&gt;</w:t>
+      </w:r>
+    </w:p>
+    <w:p>
+      <w:r>
+        <w:t xml:space="preserve">        &lt;/section&gt;</w:t>
+      </w:r>
+    </w:p>
+    <w:p/>
+    <w:p>
+      <w:r>
+        <w:t xml:space="preserve">        &lt;section id="about-content" class="page-content" style="display: none;"&gt;</w:t>
+      </w:r>
+    </w:p>
+    <w:p>
+      <w:r>
+        <w:t xml:space="preserve">            &lt;h1 class="text-center mb-5 text-info"&gt;About Us&lt;/h1&gt;</w:t>
+      </w:r>
+    </w:p>
+    <w:p>
+      <w:r>
+        <w:t xml:space="preserve">            &lt;div class="row align-items-center"&gt;</w:t>
+      </w:r>
+    </w:p>
+    <w:p>
+      <w:r>
+        <w:t xml:space="preserve">                &lt;div class="col-md-7"&gt;</w:t>
+      </w:r>
+    </w:p>
+    <w:p>
+      <w:r>
+        <w:t xml:space="preserve">                    &lt;p class="fs-5"&gt;Founded in 2020, we started with a simple idea: to make high-quality web development accessible and effective for everyone. Our journey has been one of constant learning and growth, adapting to the ever-evolving digital landscape.&lt;/p&gt;</w:t>
+      </w:r>
+    </w:p>
+    <w:p>
+      <w:r>
+        <w:t xml:space="preserve">                    &lt;p&gt;We are a dedicated team of passionate developers, designers, and strategists committed to delivering outstanding results. Our core values of **Integrity, Innovation, and Dedication** guide every project we undertake.&lt;/p&gt;</w:t>
+      </w:r>
+    </w:p>
+    <w:p>
+      <w:r>
+        <w:t xml:space="preserve">                &lt;/div&gt;</w:t>
+      </w:r>
+    </w:p>
+    <w:p>
+      <w:r>
+        <w:t xml:space="preserve">                &lt;div class="col-md-5 text-center"&gt;</w:t>
+      </w:r>
+    </w:p>
+    <w:p>
+      <w:r>
+        <w:lastRenderedPageBreak/>
+        <w:t xml:space="preserve">                    &lt;img src="https://picsum.photos/400/300?grayscale" class="img-fluid rounded-circle shadow-lg mb-3" alt="Team Image"&gt;</w:t>
+      </w:r>
+    </w:p>
+    <w:p>
+      <w:r>
+        <w:t xml:space="preserve">                    &lt;p class="fw-bold text-muted"&gt;A Glimpse of Our Creative Space&lt;/p&gt;</w:t>
+      </w:r>
+    </w:p>
+    <w:p>
+      <w:r>
+        <w:t xml:space="preserve">                &lt;/div&gt;</w:t>
+      </w:r>
+    </w:p>
+    <w:p>
+      <w:r>
+        <w:t xml:space="preserve">            &lt;/div&gt;</w:t>
+      </w:r>
+    </w:p>
+    <w:p>
+      <w:r>
+        <w:t xml:space="preserve">        &lt;/section&gt;</w:t>
+      </w:r>
+    </w:p>
+    <w:p/>
+    <w:p>
+      <w:r>
+        <w:t xml:space="preserve">        &lt;section id="contact-content" class="page-content" style="display: none;"&gt;</w:t>
+      </w:r>
+    </w:p>
+    <w:p>
+      <w:r>
+        <w:t xml:space="preserve">            &lt;h1 class="text-center mb-5 text-danger"&gt;Get In Touch&lt;/h1&gt;</w:t>
+      </w:r>
+    </w:p>
+    <w:p>
+      <w:r>
+        <w:t xml:space="preserve">            &lt;div class="row justify-content-center"&gt;</w:t>
+      </w:r>
+    </w:p>
+    <w:p>
+      <w:r>
+        <w:t xml:space="preserve">                &lt;div class="col-lg-8"&gt;</w:t>
+      </w:r>
+    </w:p>
+    <w:p>
+      <w:r>
+        <w:t xml:space="preserve">                    &lt;form class="p-4 border rounded-3 shadow-lg"&gt;</w:t>
+      </w:r>
+    </w:p>
+    <w:p>
+      <w:r>
+        <w:t xml:space="preserve">                        &lt;div class="mb-3"&gt;</w:t>
+      </w:r>
+    </w:p>
+    <w:p>
+      <w:r>
+        <w:t xml:space="preserve">                            &lt;label for="name" class="form-label"&gt;Full Name&lt;/label&gt;</w:t>
+      </w:r>
+    </w:p>
+    <w:p>
+      <w:r>
+        <w:t xml:space="preserve">                            &lt;input type="text" class="form-control" id="name" required&gt;</w:t>
+      </w:r>
+    </w:p>
+    <w:p>
+      <w:r>
+        <w:t xml:space="preserve">                        &lt;/div&gt;</w:t>
+      </w:r>
+    </w:p>
+    <w:p>
+      <w:r>
+        <w:t xml:space="preserve">                        &lt;div class="mb-3"&gt;</w:t>
+      </w:r>
+    </w:p>
+    <w:p>
+      <w:r>
+        <w:t xml:space="preserve">                            &lt;label for="email" class="form-label"&gt;Email address&lt;/label&gt;</w:t>
+      </w:r>
+    </w:p>
+    <w:p>
+      <w:r>
+        <w:t xml:space="preserve">                            &lt;input type="email" class="form-control" id="email" required&gt;</w:t>
+      </w:r>
+    </w:p>
+    <w:p>
+      <w:r>
+        <w:t xml:space="preserve">                        &lt;/div&gt;</w:t>
+      </w:r>
+    </w:p>
+    <w:p>
+      <w:r>
+        <w:t xml:space="preserve">                        &lt;div class="mb-3"&gt;</w:t>
+      </w:r>
+    </w:p>
+    <w:p>
+      <w:r>
+        <w:t xml:space="preserve">                            &lt;label for="message" class="form-label"&gt;Message&lt;/label&gt;</w:t>
+      </w:r>
+    </w:p>
+    <w:p>
+      <w:r>
+        <w:t xml:space="preserve">                            &lt;textarea class="form-control" id="message" rows="4" required&gt;&lt;/textarea&gt;</w:t>
+      </w:r>
+    </w:p>
+    <w:p>
+      <w:r>
+        <w:t xml:space="preserve">                        &lt;/div&gt;</w:t>
+      </w:r>
+    </w:p>
+    <w:p>
+      <w:r>
+        <w:t xml:space="preserve">                        &lt;button type="submit" class="btn btn-danger btn-lg w-100"&gt;Send Message &lt;i class="fas fa-paper-plane ms-2"&gt;&lt;/i&gt;&lt;/button&gt;</w:t>
+      </w:r>
+    </w:p>
+    <w:p>
+      <w:r>
+        <w:t xml:space="preserve">                    &lt;/form&gt;</w:t>
+      </w:r>
+    </w:p>
+    <w:p>
+      <w:r>
+        <w:lastRenderedPageBreak/>
+        <w:t xml:space="preserve">                &lt;/div&gt;</w:t>
+      </w:r>
+    </w:p>
+    <w:p>
+      <w:r>
+        <w:t xml:space="preserve">            &lt;/div&gt;</w:t>
+      </w:r>
+    </w:p>
+    <w:p>
+      <w:r>
+        <w:t xml:space="preserve">        &lt;/section&gt;</w:t>
+      </w:r>
+    </w:p>
+    <w:p/>
+    <w:p>
+      <w:r>
+        <w:t xml:space="preserve">    &lt;/main&gt;</w:t>
+      </w:r>
+    </w:p>
+    <w:p/>
+    <w:p>
+      <w:r>
+        <w:t xml:space="preserve">    &lt;footer class="bg-blue-green text-white pt-5 pb-4 mt-auto"&gt;</w:t>
+      </w:r>
+    </w:p>
+    <w:p>
+      <w:r>
+        <w:t xml:space="preserve">        &lt;div class="container text-center text-md-start"&gt;</w:t>
+      </w:r>
+    </w:p>
+    <w:p>
+      <w:r>
+        <w:t xml:space="preserve">            &lt;div class="row text-center text-md-start"&gt;</w:t>
+      </w:r>
+    </w:p>
+    <w:p>
+      <w:r>
+        <w:t xml:space="preserve">                </w:t>
+      </w:r>
+    </w:p>
+    <w:p>
+      <w:r>
+        <w:t xml:space="preserve">                &lt;div class="col-md-3 col-lg-3 col-xl-3 mx-auto mt-3"&gt;</w:t>
+      </w:r>
+    </w:p>
+    <w:p>
+      <w:r>
+        <w:t xml:space="preserve">                    &lt;h5 class="text-uppercase mb-4 font-weight-bold text-white"&gt;RICH-UI&lt;/h5&gt;</w:t>
+      </w:r>
+    </w:p>
+    <w:p>
+      <w:r>
+        <w:t xml:space="preserve">                    &lt;p&gt;Providing modern, responsive, and visually stunning web solutions since 2020.&lt;/p&gt;</w:t>
+      </w:r>
+    </w:p>
+    <w:p>
+      <w:r>
+        <w:t xml:space="preserve">                &lt;/div&gt;</w:t>
+      </w:r>
+    </w:p>
+    <w:p/>
+    <w:p>
+      <w:r>
+        <w:t xml:space="preserve">                &lt;div class="col-md-3 col-lg-2 col-xl-2 mx-auto mt-3"&gt;</w:t>
+      </w:r>
+    </w:p>
+    <w:p>
+      <w:r>
+        <w:t xml:space="preserve">                    &lt;h5 class="text-uppercase mb-4 font-weight-bold text-white"&gt;Quick Links&lt;/h5&gt;</w:t>
+      </w:r>
+    </w:p>
+    <w:p>
+      <w:r>
+        <w:t xml:space="preserve">                    &lt;p&gt;&lt;a href="#" class="text-white text-decoration-none"&gt;Terms and Conditions&lt;/a&gt;&lt;/p&gt;</w:t>
+      </w:r>
+    </w:p>
+    <w:p>
+      <w:r>
+        <w:t xml:space="preserve">                    &lt;p&gt;&lt;a href="#" class="text-white text-decoration-none"&gt;Privacy Policy&lt;/a&gt;&lt;/p&gt;</w:t>
+      </w:r>
+    </w:p>
+    <w:p>
+      <w:r>
+        <w:t xml:space="preserve">                &lt;/div&gt;</w:t>
+      </w:r>
+    </w:p>
+    <w:p/>
+    <w:p>
+      <w:r>
+        <w:t xml:space="preserve">                &lt;div class="col-md-4 col-lg-3 col-xl-3 mx-auto mt-3"&gt;</w:t>
+      </w:r>
+    </w:p>
+    <w:p>
+      <w:r>
+        <w:t xml:space="preserve">                    &lt;h5 class="text-uppercase mb-4 font-weight-bold text-white"&gt;Connect&lt;/h5&gt;</w:t>
+      </w:r>
+    </w:p>
+    <w:p>
+      <w:r>
+        <w:t xml:space="preserve">                    &lt;ul class="list-unstyled list-inline"&gt;</w:t>
+      </w:r>
+    </w:p>
+    <w:p>
+      <w:r>
+        <w:t xml:space="preserve">                        &lt;li class="list-inline-item me-3"&gt;</w:t>
+      </w:r>
+    </w:p>
+    <w:p>
+      <w:r>
+        <w:lastRenderedPageBreak/>
+        <w:t xml:space="preserve">                            &lt;a href="https://www.facebook.com" target="_blank" class="text-white social-link"&gt;&lt;i class="fab fa-facebook-f fa-2x"&gt;&lt;/i&gt;&lt;/a&gt;</w:t>
+      </w:r>
+    </w:p>
+    <w:p>
+      <w:r>
+        <w:t xml:space="preserve">                        &lt;/li&gt;</w:t>
+      </w:r>
+    </w:p>
+    <w:p>
+      <w:r>
+        <w:t xml:space="preserve">                        &lt;li class="list-inline-item me-3"&gt;</w:t>
+      </w:r>
+    </w:p>
+    <w:p>
+      <w:r>
+        <w:t xml:space="preserve">                            &lt;a href="https://www.youtube.com" target="_blank" class="text-white social-link"&gt;&lt;i class="fab fa-youtube fa-2x"&gt;&lt;/i&gt;&lt;/a&gt;</w:t>
+      </w:r>
+    </w:p>
+    <w:p>
+      <w:r>
+        <w:t xml:space="preserve">                        &lt;/li&gt;</w:t>
+      </w:r>
+    </w:p>
+    <w:p>
+      <w:r>
+        <w:t xml:space="preserve">                        &lt;li class="list-inline-item"&gt;</w:t>
+      </w:r>
+    </w:p>
+    <w:p>
+      <w:r>
+        <w:t xml:space="preserve">                            &lt;a href="#" class="text-white social-link"&gt;&lt;i class="fas fa-envelope fa-2x"&gt;&lt;/i&gt;&lt;/a&gt;</w:t>
+      </w:r>
+    </w:p>
+    <w:p>
+      <w:r>
+        <w:t xml:space="preserve">                        &lt;/li&gt;</w:t>
+      </w:r>
+    </w:p>
+    <w:p>
+      <w:r>
+        <w:t xml:space="preserve">                    &lt;/ul&gt;</w:t>
+      </w:r>
+    </w:p>
+    <w:p>
+      <w:r>
+        <w:t xml:space="preserve">                &lt;/div&gt;</w:t>
+      </w:r>
+    </w:p>
+    <w:p>
+      <w:r>
+        <w:t xml:space="preserve">            &lt;/div&gt;</w:t>
+      </w:r>
+    </w:p>
+    <w:p>
+      <w:r>
+        <w:t xml:space="preserve">            &lt;hr class="mb-4"&gt;</w:t>
+      </w:r>
+    </w:p>
+    <w:p>
+      <w:r>
+        <w:t xml:space="preserve">            &lt;div class="row align-items-center"&gt;</w:t>
+      </w:r>
+    </w:p>
+    <w:p>
+      <w:r>
+        <w:t xml:space="preserve">                &lt;div class="col-md-12 text-center"&gt;</w:t>
+      </w:r>
+    </w:p>
+    <w:p>
+      <w:r>
+        <w:t xml:space="preserve">                    &lt;p class="mb-0"&gt;© 2025 All rights reserved by **RICH-UI**&lt;/p&gt;</w:t>
+      </w:r>
+    </w:p>
+    <w:p>
+      <w:r>
+        <w:t xml:space="preserve">                &lt;/div&gt;</w:t>
+      </w:r>
+    </w:p>
+    <w:p>
+      <w:r>
+        <w:t xml:space="preserve">            &lt;/div&gt;</w:t>
+      </w:r>
+    </w:p>
+    <w:p>
+      <w:r>
+        <w:t xml:space="preserve">        &lt;/div&gt;</w:t>
+      </w:r>
+    </w:p>
+    <w:p>
+      <w:r>
+        <w:t xml:space="preserve">    &lt;/footer&gt;</w:t>
+      </w:r>
+    </w:p>
+    <w:p/>
+    <w:p/>
+    <w:p>
+      <w:r>
+        <w:t xml:space="preserve">    &lt;script src="https://code.jquery.com/jquery-3.7.1.min.js"&gt;&lt;/script&gt;</w:t>
+      </w:r>
+    </w:p>
+    <w:p>
+      <w:r>
+        <w:lastRenderedPageBreak/>
+        <w:t xml:space="preserve">    &lt;script src="https://cdn.jsdelivr.net/npm/bootstrap@5.3.2/dist/js/bootstrap.bundle.min.js"&gt;&lt;/script&gt;</w:t>
+      </w:r>
+    </w:p>
+    <w:p>
+      <w:r>
+        <w:t xml:space="preserve">    </w:t>
+      </w:r>
+    </w:p>
+    <w:p>
+      <w:r>
+        <w:t xml:space="preserve">    &lt;script&gt;</w:t>
+      </w:r>
+    </w:p>
+    <w:p>
+      <w:r>
+        <w:t xml:space="preserve">        $(document).ready(function() {</w:t>
+      </w:r>
+    </w:p>
+    <w:p>
+      <w:r>
+        <w:t xml:space="preserve">            // Function to handle tab/page switching</w:t>
+      </w:r>
+    </w:p>
+    <w:p>
+      <w:r>
+        <w:t xml:space="preserve">            $('#main-nav-tabs .nav-link').on('click', function(e) {</w:t>
+      </w:r>
+    </w:p>
+    <w:p>
+      <w:r>
+        <w:t xml:space="preserve">                e.preventDefault(); </w:t>
+      </w:r>
+    </w:p>
+    <w:p/>
+    <w:p>
+      <w:r>
+        <w:t xml:space="preserve">                var targetContent = $(this).data('target');</w:t>
+      </w:r>
+    </w:p>
+    <w:p/>
+    <w:p>
+      <w:r>
+        <w:t xml:space="preserve">                $('#main-nav-tabs .nav-link').removeClass('active');</w:t>
+      </w:r>
+    </w:p>
+    <w:p>
+      <w:r>
+        <w:t xml:space="preserve">                $('.page-content').hide(); </w:t>
+      </w:r>
+    </w:p>
+    <w:p/>
+    <w:p>
+      <w:r>
+        <w:t xml:space="preserve">                $(this).addClass('active');</w:t>
+      </w:r>
+    </w:p>
+    <w:p/>
+    <w:p>
+      <w:r>
+        <w:t xml:space="preserve">                // Using the fade effect directly here (CSS animation handles the lift/fade)</w:t>
+      </w:r>
+    </w:p>
+    <w:p>
+      <w:r>
+        <w:t xml:space="preserve">                $(targetContent).css('display', 'block'); </w:t>
+      </w:r>
+    </w:p>
+    <w:p>
+      <w:r>
+        <w:t xml:space="preserve">            });</w:t>
+      </w:r>
+    </w:p>
+    <w:p>
+      <w:r>
+        <w:t xml:space="preserve">            </w:t>
+      </w:r>
+    </w:p>
+    <w:p>
+      <w:r>
+        <w:t xml:space="preserve">            // To properly trigger the CSS animation on page switch, we switch from jQuery fade to block/none display.</w:t>
+      </w:r>
+    </w:p>
+    <w:p>
+      <w:r>
+        <w:t xml:space="preserve">            // When the content is hidden, the animation will restart when it's set to 'block'</w:t>
+      </w:r>
+    </w:p>
+    <w:p>
+      <w:r>
+        <w:t xml:space="preserve">            $('.page-content:not(#home-content)').hide();</w:t>
+      </w:r>
+    </w:p>
+    <w:p>
+      <w:r>
+        <w:t xml:space="preserve">        });</w:t>
+      </w:r>
+    </w:p>
+    <w:p>
+      <w:r>
+        <w:t xml:space="preserve">    &lt;/script&gt;</w:t>
+      </w:r>
+    </w:p>
+    <w:p>
+      <w:r>
+        <w:lastRenderedPageBreak/>
+        <w:t>&lt;/body&gt;</w:t>
+      </w:r>
+    </w:p>
+    <w:p>
+      <w:r>
+        <w:t>&lt;/html&gt;</w:t>
       </w:r>
     </w:p>
     <w:p>
@@ -4980,6 +6694,16 @@
     <w:basedOn w:val="DefaultParagraphFont"/>
     <w:rsid w:val="008C245C"/>
   </w:style>
+  <w:style w:type="character" w:customStyle="1" w:styleId="ng-tns-c610868031-59">
+    <w:name w:val="ng-tns-c610868031-59"/>
+    <w:basedOn w:val="DefaultParagraphFont"/>
+    <w:rsid w:val="0004545C"/>
+  </w:style>
+  <w:style w:type="character" w:customStyle="1" w:styleId="ng-tns-c610868031-60">
+    <w:name w:val="ng-tns-c610868031-60"/>
+    <w:basedOn w:val="DefaultParagraphFont"/>
+    <w:rsid w:val="0004545C"/>
+  </w:style>
 </w:styles>
 </file>
 
